--- a/docx_resources/Вечірня-Утреня/В,У - Пісна Тріодь/тиждень-7/7-6-ВУ.docx
+++ b/docx_resources/Вечірня-Утреня/В,У - Пісна Тріодь/тиждень-7/7-6-ВУ.docx
@@ -114,7 +114,7 @@
           <w:sz w:val="24"/>
           <w:szCs w:val="24"/>
         </w:rPr>
-        <w:t>Священик:</w:t>
+        <w:t>Священник:</w:t>
       </w:r>
       <w:r>
         <w:rPr>
@@ -3917,7 +3917,23 @@
           <w:sz w:val="24"/>
           <w:u w:val="single"/>
         </w:rPr>
-        <w:t>[Господи щедрий і милосердний, довготерпеливий і многомилостивий! Вислухай молитви наші і зверни увагу на голос моління нашого і яви нам знак милости Твоєї, наведи нас на дорогу Твою, щоб ходили ми в Твоїй правді. Звесели серця наші, щоб ми боялись імення Твого святого, бо Ти великий і твориш чуда; Ти Бог єдиний і немає подібного Тобі між богами, Господи. Ти сильний у милості і добрий у силі, аби допомагати й утішати, і спасати всіх, хто на ім'я Твоє святе уповає.]</w:t>
+        <w:t>[Господи щедрий і милосердний, дов</w:t>
+      </w:r>
+      <w:r>
+        <w:rPr>
+          <w:rFonts w:ascii="Times New Roman" w:hAnsi="Times New Roman"/>
+          <w:sz w:val="24"/>
+          <w:u w:val="single"/>
+        </w:rPr>
+        <w:t>готерпеливий і многомилостивий! Вислухай молитви наші і зверни увагу на голос моління нашого і яви нам знак милости Твоєї, наведи нас на дорогу Твою, щоб ходили ми в Твоїй правді. Звесели серця наші, щоб ми боялись імення Твого святого, бо Ти великий і тво</w:t>
+      </w:r>
+      <w:r>
+        <w:rPr>
+          <w:rFonts w:ascii="Times New Roman" w:hAnsi="Times New Roman"/>
+          <w:sz w:val="24"/>
+          <w:u w:val="single"/>
+        </w:rPr>
+        <w:t>риш чуда; Ти Бог єдиний і немає подібного Тобі між богами, Господи. Ти сильний у милості і добрий у силі, аби допомагати й утішати, і спасати всіх, хто на ім'я Твоє святе уповає.]</w:t>
       </w:r>
     </w:p>
     <w:p>
@@ -7997,7 +8013,7 @@
           <w:sz w:val="24"/>
           <w:szCs w:val="24"/>
         </w:rPr>
-        <w:t>Священик благословляє до сходу і каже:</w:t>
+        <w:t>Священник благословляє до сходу і каже:</w:t>
       </w:r>
       <w:r>
         <w:rPr>
@@ -8121,7 +8137,7 @@
           <w:sz w:val="24"/>
           <w:szCs w:val="24"/>
         </w:rPr>
-        <w:t>Священик:</w:t>
+        <w:t>Священник:</w:t>
       </w:r>
       <w:r>
         <w:rPr>
@@ -9002,7 +9018,7 @@
           <w:sz w:val="24"/>
           <w:szCs w:val="24"/>
         </w:rPr>
-        <w:t xml:space="preserve">Священик: </w:t>
+        <w:t xml:space="preserve">Священник: </w:t>
       </w:r>
       <w:r>
         <w:rPr>
@@ -9557,7 +9573,7 @@
           <w:sz w:val="24"/>
           <w:szCs w:val="24"/>
         </w:rPr>
-        <w:t>Священик:</w:t>
+        <w:t>Священник:</w:t>
       </w:r>
       <w:r>
         <w:rPr>
@@ -9732,7 +9748,7 @@
           <w:sz w:val="24"/>
           <w:szCs w:val="24"/>
         </w:rPr>
-        <w:t>Священик:</w:t>
+        <w:t>Священник:</w:t>
       </w:r>
       <w:r>
         <w:rPr>
@@ -10650,28 +10666,36 @@
           <w:sz w:val="24"/>
           <w:u w:val="single"/>
         </w:rPr>
-        <w:t>[Господи, Боже наш! Згадай нас грішних і недостойних слуг Твоїх, коли призиваємо святе ім'я Твоє, і не осороми нас, коли очікуємо милости Твоєї, але вислухай, Господи, усі наші спасенні прохання, і вчини нас достойними любити і боятися Тебе від усього серця нашого і творити в усьому волю Твою.]</w:t>
-      </w:r>
-    </w:p>
-    <w:p>
-      <w:pPr>
-        <w:spacing w:after="120"/>
-        <w:jc w:val="both"/>
-        <w:rPr>
-          <w:rFonts w:ascii="Times New Roman" w:hAnsi="Times New Roman"/>
-          <w:sz w:val="24"/>
-          <w:szCs w:val="24"/>
-        </w:rPr>
-      </w:pPr>
-      <w:r>
-        <w:rPr>
-          <w:rFonts w:ascii="Times New Roman" w:hAnsi="Times New Roman"/>
-          <w:i/>
-          <w:color w:val="FF0000"/>
-          <w:sz w:val="24"/>
-          <w:szCs w:val="24"/>
-        </w:rPr>
-        <w:t>Священик:</w:t>
+        <w:t>[Господи, Боже наш! Згадай нас грішних і недостойних слуг Твоїх, коли призиваємо святе ім'я Твоє, і не осороми нас, коли очікуємо милости Твоєї, але вислухай, Господи, усі наші спасенні прохання, і вчини нас достойними любити і</w:t>
+      </w:r>
+      <w:r>
+        <w:rPr>
+          <w:rFonts w:ascii="Times New Roman" w:hAnsi="Times New Roman"/>
+          <w:sz w:val="24"/>
+          <w:u w:val="single"/>
+        </w:rPr>
+        <w:t xml:space="preserve"> боятися Тебе від усього серця нашого і творити в усьому волю Твою.]</w:t>
+      </w:r>
+    </w:p>
+    <w:p>
+      <w:pPr>
+        <w:spacing w:after="120"/>
+        <w:jc w:val="both"/>
+        <w:rPr>
+          <w:rFonts w:ascii="Times New Roman" w:hAnsi="Times New Roman"/>
+          <w:sz w:val="24"/>
+          <w:szCs w:val="24"/>
+        </w:rPr>
+      </w:pPr>
+      <w:r>
+        <w:rPr>
+          <w:rFonts w:ascii="Times New Roman" w:hAnsi="Times New Roman"/>
+          <w:i/>
+          <w:color w:val="FF0000"/>
+          <w:sz w:val="24"/>
+          <w:szCs w:val="24"/>
+        </w:rPr>
+        <w:t>Священник:</w:t>
       </w:r>
       <w:r>
         <w:rPr>
@@ -11508,7 +11532,7 @@
           <w:color w:val="FF0000"/>
           <w:sz w:val="24"/>
         </w:rPr>
-        <w:t>Священик:</w:t>
+        <w:t>Священник:</w:t>
       </w:r>
       <w:r>
         <w:rPr>
@@ -11583,7 +11607,7 @@
           <w:sz w:val="24"/>
           <w:szCs w:val="24"/>
         </w:rPr>
-        <w:t>Священик:</w:t>
+        <w:t>Священник:</w:t>
       </w:r>
       <w:r>
         <w:rPr>
@@ -11725,7 +11749,7 @@
           <w:sz w:val="24"/>
           <w:szCs w:val="24"/>
         </w:rPr>
-        <w:t>Священик читає молитву:</w:t>
+        <w:t>Священник читає молитву:</w:t>
       </w:r>
       <w:r>
         <w:rPr>
@@ -11747,359 +11771,31 @@
           <w:color w:val="FF0000"/>
           <w:sz w:val="24"/>
         </w:rPr>
-        <w:t>Священик:</w:t>
-      </w:r>
-      <w:r>
-        <w:rPr>
-          <w:rFonts w:ascii="Times New Roman" w:hAnsi="Times New Roman"/>
-          <w:color w:val="FF0000"/>
-          <w:sz w:val="24"/>
-        </w:rPr>
-        <w:t xml:space="preserve"> </w:t>
-      </w:r>
-      <w:r>
-        <w:rPr>
-          <w:rFonts w:ascii="Times New Roman" w:hAnsi="Times New Roman"/>
-          <w:color w:val="000000"/>
-          <w:sz w:val="24"/>
-        </w:rPr>
-        <w:t>Нехай</w:t>
-      </w:r>
-      <w:r>
-        <w:rPr>
-          <w:rFonts w:ascii="Times New Roman" w:hAnsi="Times New Roman"/>
-          <w:color w:val="000000"/>
-          <w:sz w:val="24"/>
-        </w:rPr>
-        <w:t xml:space="preserve"> </w:t>
-      </w:r>
-      <w:r>
-        <w:rPr>
-          <w:rFonts w:ascii="Times New Roman" w:hAnsi="Times New Roman"/>
-          <w:color w:val="000000"/>
-          <w:sz w:val="24"/>
-        </w:rPr>
-        <w:t>буде</w:t>
-      </w:r>
-      <w:r>
-        <w:rPr>
-          <w:rFonts w:ascii="Times New Roman" w:hAnsi="Times New Roman"/>
-          <w:color w:val="000000"/>
-          <w:sz w:val="24"/>
-        </w:rPr>
-        <w:t xml:space="preserve"> </w:t>
-      </w:r>
-      <w:r>
-        <w:rPr>
-          <w:rFonts w:ascii="Times New Roman" w:hAnsi="Times New Roman"/>
-          <w:color w:val="000000"/>
-          <w:sz w:val="24"/>
-        </w:rPr>
-        <w:t>влада</w:t>
-      </w:r>
-      <w:r>
-        <w:rPr>
-          <w:rFonts w:ascii="Times New Roman" w:hAnsi="Times New Roman"/>
-          <w:color w:val="000000"/>
-          <w:sz w:val="24"/>
-        </w:rPr>
-        <w:t xml:space="preserve"> </w:t>
-      </w:r>
-      <w:r>
-        <w:rPr>
-          <w:rFonts w:ascii="Times New Roman" w:hAnsi="Times New Roman"/>
-          <w:color w:val="000000"/>
-          <w:sz w:val="24"/>
-        </w:rPr>
-        <w:t>царства</w:t>
-      </w:r>
-      <w:r>
-        <w:rPr>
-          <w:rFonts w:ascii="Times New Roman" w:hAnsi="Times New Roman"/>
-          <w:color w:val="000000"/>
-          <w:sz w:val="24"/>
-        </w:rPr>
-        <w:t xml:space="preserve"> </w:t>
-      </w:r>
-      <w:r>
-        <w:rPr>
-          <w:rFonts w:ascii="Times New Roman" w:hAnsi="Times New Roman"/>
-          <w:color w:val="000000"/>
-          <w:sz w:val="24"/>
-        </w:rPr>
-        <w:t>Твого</w:t>
-      </w:r>
-      <w:r>
-        <w:rPr>
-          <w:rFonts w:ascii="Times New Roman" w:hAnsi="Times New Roman"/>
-          <w:color w:val="000000"/>
-          <w:sz w:val="24"/>
-        </w:rPr>
-        <w:t xml:space="preserve"> </w:t>
-      </w:r>
-      <w:r>
-        <w:rPr>
-          <w:rFonts w:ascii="Times New Roman" w:hAnsi="Times New Roman"/>
-          <w:color w:val="000000"/>
-          <w:sz w:val="24"/>
-        </w:rPr>
-        <w:t>благословенна</w:t>
-      </w:r>
-      <w:r>
-        <w:rPr>
-          <w:rFonts w:ascii="Times New Roman" w:hAnsi="Times New Roman"/>
-          <w:color w:val="000000"/>
-          <w:sz w:val="24"/>
-        </w:rPr>
-        <w:t xml:space="preserve"> </w:t>
-      </w:r>
-      <w:r>
-        <w:rPr>
-          <w:rFonts w:ascii="Times New Roman" w:hAnsi="Times New Roman"/>
-          <w:color w:val="000000"/>
-          <w:sz w:val="24"/>
-        </w:rPr>
-        <w:t>і</w:t>
-      </w:r>
-      <w:r>
-        <w:rPr>
-          <w:rFonts w:ascii="Times New Roman" w:hAnsi="Times New Roman"/>
-          <w:color w:val="000000"/>
-          <w:sz w:val="24"/>
-        </w:rPr>
-        <w:t xml:space="preserve"> </w:t>
-      </w:r>
-      <w:r>
-        <w:rPr>
-          <w:rFonts w:ascii="Times New Roman" w:hAnsi="Times New Roman"/>
-          <w:color w:val="000000"/>
-          <w:sz w:val="24"/>
-        </w:rPr>
-        <w:t>дуже</w:t>
-      </w:r>
-      <w:r>
-        <w:rPr>
-          <w:rFonts w:ascii="Times New Roman" w:hAnsi="Times New Roman"/>
-          <w:color w:val="000000"/>
-          <w:sz w:val="24"/>
-        </w:rPr>
-        <w:t xml:space="preserve"> </w:t>
-      </w:r>
-      <w:r>
-        <w:rPr>
-          <w:rFonts w:ascii="Times New Roman" w:hAnsi="Times New Roman"/>
-          <w:color w:val="000000"/>
-          <w:sz w:val="24"/>
-        </w:rPr>
-        <w:t>прославлена:</w:t>
-      </w:r>
-      <w:r>
-        <w:rPr>
-          <w:rFonts w:ascii="Times New Roman" w:hAnsi="Times New Roman"/>
-          <w:color w:val="000000"/>
-          <w:sz w:val="24"/>
-        </w:rPr>
-        <w:t xml:space="preserve"> </w:t>
-      </w:r>
-      <w:r>
-        <w:rPr>
-          <w:rFonts w:ascii="Times New Roman" w:hAnsi="Times New Roman"/>
-          <w:color w:val="000000"/>
-          <w:sz w:val="24"/>
-        </w:rPr>
-        <w:t>Отця,</w:t>
-      </w:r>
-      <w:r>
-        <w:rPr>
-          <w:rFonts w:ascii="Times New Roman" w:hAnsi="Times New Roman"/>
-          <w:color w:val="000000"/>
-          <w:sz w:val="24"/>
-        </w:rPr>
-        <w:t xml:space="preserve"> </w:t>
-      </w:r>
-      <w:r>
-        <w:rPr>
-          <w:rFonts w:ascii="Times New Roman" w:hAnsi="Times New Roman"/>
-          <w:color w:val="000000"/>
-          <w:sz w:val="24"/>
-        </w:rPr>
-        <w:t>і</w:t>
-      </w:r>
-      <w:r>
-        <w:rPr>
-          <w:rFonts w:ascii="Times New Roman" w:hAnsi="Times New Roman"/>
-          <w:color w:val="000000"/>
-          <w:sz w:val="24"/>
-        </w:rPr>
-        <w:t xml:space="preserve"> </w:t>
-      </w:r>
-      <w:r>
-        <w:rPr>
-          <w:rFonts w:ascii="Times New Roman" w:hAnsi="Times New Roman"/>
-          <w:color w:val="000000"/>
-          <w:sz w:val="24"/>
-        </w:rPr>
-        <w:t>Сина,</w:t>
-      </w:r>
-      <w:r>
-        <w:rPr>
-          <w:rFonts w:ascii="Times New Roman" w:hAnsi="Times New Roman"/>
-          <w:color w:val="000000"/>
-          <w:sz w:val="24"/>
-        </w:rPr>
-        <w:t xml:space="preserve"> </w:t>
-      </w:r>
-      <w:r>
-        <w:rPr>
-          <w:rFonts w:ascii="Times New Roman" w:hAnsi="Times New Roman"/>
-          <w:color w:val="000000"/>
-          <w:sz w:val="24"/>
-        </w:rPr>
-        <w:t>і</w:t>
-      </w:r>
-      <w:r>
-        <w:rPr>
-          <w:rFonts w:ascii="Times New Roman" w:hAnsi="Times New Roman"/>
-          <w:color w:val="000000"/>
-          <w:sz w:val="24"/>
-        </w:rPr>
-        <w:t xml:space="preserve"> </w:t>
-      </w:r>
-      <w:r>
-        <w:rPr>
-          <w:rFonts w:ascii="Times New Roman" w:hAnsi="Times New Roman"/>
-          <w:color w:val="000000"/>
-          <w:sz w:val="24"/>
-        </w:rPr>
-        <w:t>Святого</w:t>
-      </w:r>
-      <w:r>
-        <w:rPr>
-          <w:rFonts w:ascii="Times New Roman" w:hAnsi="Times New Roman"/>
-          <w:color w:val="000000"/>
-          <w:sz w:val="24"/>
-        </w:rPr>
-        <w:t xml:space="preserve"> </w:t>
-      </w:r>
-      <w:r>
-        <w:rPr>
-          <w:rFonts w:ascii="Times New Roman" w:hAnsi="Times New Roman"/>
-          <w:color w:val="000000"/>
-          <w:sz w:val="24"/>
-        </w:rPr>
-        <w:t>Духа,</w:t>
-      </w:r>
-      <w:r>
-        <w:rPr>
-          <w:rFonts w:ascii="Times New Roman" w:hAnsi="Times New Roman"/>
-          <w:color w:val="000000"/>
-          <w:sz w:val="24"/>
-        </w:rPr>
-        <w:t xml:space="preserve"> </w:t>
-      </w:r>
-      <w:r>
-        <w:rPr>
-          <w:rFonts w:ascii="Times New Roman" w:hAnsi="Times New Roman"/>
-          <w:color w:val="000000"/>
-          <w:sz w:val="24"/>
-        </w:rPr>
-        <w:t>нині</w:t>
-      </w:r>
-      <w:r>
-        <w:rPr>
-          <w:rFonts w:ascii="Times New Roman" w:hAnsi="Times New Roman"/>
-          <w:color w:val="000000"/>
-          <w:sz w:val="24"/>
-        </w:rPr>
-        <w:t xml:space="preserve"> </w:t>
-      </w:r>
-      <w:r>
-        <w:rPr>
-          <w:rFonts w:ascii="Times New Roman" w:hAnsi="Times New Roman"/>
-          <w:color w:val="000000"/>
-          <w:sz w:val="24"/>
-        </w:rPr>
-        <w:t>і</w:t>
-      </w:r>
-      <w:r>
-        <w:rPr>
-          <w:rFonts w:ascii="Times New Roman" w:hAnsi="Times New Roman"/>
-          <w:color w:val="000000"/>
-          <w:sz w:val="24"/>
-        </w:rPr>
-        <w:t xml:space="preserve"> </w:t>
-      </w:r>
-      <w:r>
-        <w:rPr>
-          <w:rFonts w:ascii="Times New Roman" w:hAnsi="Times New Roman"/>
-          <w:color w:val="000000"/>
-          <w:sz w:val="24"/>
-        </w:rPr>
-        <w:t>повсякчас,</w:t>
-      </w:r>
-      <w:r>
-        <w:rPr>
-          <w:rFonts w:ascii="Times New Roman" w:hAnsi="Times New Roman"/>
-          <w:color w:val="000000"/>
-          <w:sz w:val="24"/>
-        </w:rPr>
-        <w:t xml:space="preserve"> </w:t>
-      </w:r>
-      <w:r>
-        <w:rPr>
-          <w:rFonts w:ascii="Times New Roman" w:hAnsi="Times New Roman"/>
-          <w:color w:val="000000"/>
-          <w:sz w:val="24"/>
-        </w:rPr>
-        <w:t>і</w:t>
-      </w:r>
-      <w:r>
-        <w:rPr>
-          <w:rFonts w:ascii="Times New Roman" w:hAnsi="Times New Roman"/>
-          <w:color w:val="000000"/>
-          <w:sz w:val="24"/>
-        </w:rPr>
-        <w:t xml:space="preserve"> </w:t>
-      </w:r>
-      <w:r>
-        <w:rPr>
-          <w:rFonts w:ascii="Times New Roman" w:hAnsi="Times New Roman"/>
-          <w:color w:val="000000"/>
-          <w:sz w:val="24"/>
-        </w:rPr>
-        <w:t>на</w:t>
-      </w:r>
-      <w:r>
-        <w:rPr>
-          <w:rFonts w:ascii="Times New Roman" w:hAnsi="Times New Roman"/>
-          <w:color w:val="000000"/>
-          <w:sz w:val="24"/>
-        </w:rPr>
-        <w:t xml:space="preserve"> </w:t>
-      </w:r>
-      <w:r>
-        <w:rPr>
-          <w:rFonts w:ascii="Times New Roman" w:hAnsi="Times New Roman"/>
-          <w:color w:val="000000"/>
-          <w:sz w:val="24"/>
-        </w:rPr>
-        <w:t>віки</w:t>
-      </w:r>
-      <w:r>
-        <w:rPr>
-          <w:rFonts w:ascii="Times New Roman" w:hAnsi="Times New Roman"/>
-          <w:color w:val="000000"/>
-          <w:sz w:val="24"/>
-        </w:rPr>
-        <w:t xml:space="preserve"> </w:t>
-      </w:r>
-      <w:r>
-        <w:rPr>
-          <w:rFonts w:ascii="Times New Roman" w:hAnsi="Times New Roman"/>
-          <w:color w:val="000000"/>
-          <w:sz w:val="24"/>
-        </w:rPr>
-        <w:t>віків.</w:t>
+        <w:t>Священник:</w:t>
+      </w:r>
+      <w:r>
+        <w:rPr>
+          <w:rFonts w:ascii="Times New Roman" w:hAnsi="Times New Roman"/>
+          <w:color w:val="FF0000"/>
+          <w:sz w:val="24"/>
+        </w:rPr>
+        <w:t xml:space="preserve"> </w:t>
+      </w:r>
+      <w:r>
+        <w:rPr>
+          <w:rFonts w:ascii="Times New Roman" w:hAnsi="Times New Roman"/>
+          <w:color w:val="000000"/>
+          <w:sz w:val="24"/>
+        </w:rPr>
+        <w:t>Нехай буде влада царства Твого благословенна і дуже прославлена: Отця, і Сина, і Святого Духа, нин</w:t>
+      </w:r>
+      <w:r>
+        <w:rPr>
+          <w:rFonts w:ascii="Times New Roman" w:hAnsi="Times New Roman"/>
+          <w:color w:val="000000"/>
+          <w:sz w:val="24"/>
+        </w:rPr>
+        <w:t>і і повсякчас, і на віки віків.</w:t>
       </w:r>
     </w:p>
     <w:p>
@@ -12215,7 +11911,7 @@
           <w:sz w:val="24"/>
           <w:szCs w:val="24"/>
         </w:rPr>
-        <w:t>Священик, через святі двері виносить плащаницю, яку беруть чотири поважні чоловіки, і несуть</w:t>
+        <w:t>Священник, через святі двері виносить плащаницю, яку беруть чотири поважні чоловіки, і несуть</w:t>
       </w:r>
       <w:r>
         <w:rPr>
@@ -12260,7 +11956,7 @@
           <w:sz w:val="24"/>
           <w:szCs w:val="24"/>
         </w:rPr>
-        <w:t>Похід виходить з церкви і повертає направо, тобто на північний її бік. Обійшовши церкву тричі, (або один раз за звичаєм), повертаються до церкви. Ті, що несуть плащаницю, стають біля гробу. Священик бере плащаницю, і кладе її до гробу. Під час обходу співаються стихири на стиховні.</w:t>
+        <w:t>Похід виходить з церкви і повертає направо, тобто на північний її бік. Обійшовши церкву тричі, (або один раз за звичаєм), повертаються до церкви. Ті, що несуть плащаницю, стають біля гробу. Священник бере плащаницю, і кладе її до гробу. Під час обходу співаються стихири на стиховні.</w:t>
       </w:r>
     </w:p>
     <w:p>
@@ -14521,7 +14217,7 @@
           <w:szCs w:val="24"/>
           <w:highlight w:val="white"/>
         </w:rPr>
-        <w:t>тричі на переміну, тобто: один раз священик, другий – люди, третій – пополовині. Священик творить тільки поясний поклін, а вірні – доземний.</w:t>
+        <w:t>тричі на переміну, тобто: один раз священик, другий – люди, третій – пополовині. Священник творить тільки поясний поклін, а вірні – доземний.</w:t>
       </w:r>
     </w:p>
     <w:p>
@@ -14711,7 +14407,7 @@
           <w:sz w:val="24"/>
           <w:szCs w:val="24"/>
         </w:rPr>
-        <w:t>Священик:</w:t>
+        <w:t>Священник:</w:t>
       </w:r>
       <w:r>
         <w:rPr>
@@ -14901,7 +14597,7 @@
           <w:sz w:val="24"/>
           <w:szCs w:val="24"/>
         </w:rPr>
-        <w:t>Священик:</w:t>
+        <w:t>Священник:</w:t>
       </w:r>
       <w:r>
         <w:rPr>
@@ -15030,7 +14726,7 @@
           <w:sz w:val="24"/>
           <w:szCs w:val="24"/>
         </w:rPr>
-        <w:t>Священик:</w:t>
+        <w:t>Священник:</w:t>
       </w:r>
       <w:r>
         <w:rPr>
@@ -15213,7 +14909,7 @@
           <w:sz w:val="24"/>
           <w:szCs w:val="24"/>
         </w:rPr>
-        <w:t>Священик</w:t>
+        <w:t>Священник</w:t>
       </w:r>
       <w:r>
         <w:rPr>
@@ -17869,15 +17565,31 @@
           <w:color w:val="FF0000"/>
           <w:sz w:val="24"/>
         </w:rPr>
-        <w:t>10.</w:t>
-      </w:r>
-      <w:r>
-        <w:rPr>
-          <w:rFonts w:ascii="Times New Roman" w:hAnsi="Times New Roman"/>
-          <w:color w:val="000000"/>
-          <w:sz w:val="24"/>
-        </w:rPr>
-        <w:t xml:space="preserve"> Боже, Боже наш! Ти сотворив розумні й духовні сили Своєю волею. Тебе просимо й Тобі молимося: Прийми наші посильні величання з усіма Твоїми творіннями і збагати щедрими даруваннями Твоєї ласки. Бо перед Тобою згинається всяке коліно: на небі, на землі й під землею, і все, що живе, і все створіння оспівує неосяжну Твою славу, бо Ти Бог правдивий і вельми милостивий. Тебе бо хвалять усі небесні сили, і Тобі славу возсилаємо: Отцю, і Сину, і Святому Духові, нині і повсякчас, і на віки віків. Амінь.</w:t>
+        <w:t>10</w:t>
+      </w:r>
+      <w:r>
+        <w:rPr>
+          <w:rFonts w:ascii="Times New Roman" w:hAnsi="Times New Roman"/>
+          <w:color w:val="FF0000"/>
+          <w:sz w:val="24"/>
+        </w:rPr>
+        <w:t>.</w:t>
+      </w:r>
+      <w:r>
+        <w:rPr>
+          <w:rFonts w:ascii="Times New Roman" w:hAnsi="Times New Roman"/>
+          <w:color w:val="000000"/>
+          <w:sz w:val="24"/>
+        </w:rPr>
+        <w:t xml:space="preserve"> Боже, Боже наш! Ти сотворив розумні й духовні сили Своєю волею. Тебе просимо й Тобі молимося: Прийми наші посильні величання з усіма Твоїми творіннями і збагати щедрими даруваннями Твоєї ласки. Бо перед Тобою згинається всяке коліно: на небі, на землі й </w:t>
+      </w:r>
+      <w:r>
+        <w:rPr>
+          <w:rFonts w:ascii="Times New Roman" w:hAnsi="Times New Roman"/>
+          <w:color w:val="000000"/>
+          <w:sz w:val="24"/>
+        </w:rPr>
+        <w:t>під землею, і все, що живе, і все створіння оспівує неосяжну Твою славу, бо Ти Бог правдивий і вельми милостивий. Тебе бо хвалять усі небесні сили, і Тобі славу возсилаємо: Отцю, і Сину, і Святому Духові, нині і повсякчас, і на віки віків. Амінь.</w:t>
       </w:r>
     </w:p>
     <w:p>
@@ -23678,7 +23390,7 @@
           <w:sz w:val="24"/>
           <w:u w:val="single"/>
         </w:rPr>
-        <w:t>[</w:t>
+        <w:t>[Господи, Боже наш, що сонну неміч забрав від нас і покликав нас візванням святим, щоб і вночі підносити руки наші і прославляти Тебе за спра</w:t>
       </w:r>
       <w:r>
         <w:rPr>
@@ -23686,7 +23398,7 @@
           <w:sz w:val="24"/>
           <w:u w:val="single"/>
         </w:rPr>
-        <w:t>Господи, Боже наш, що сонну неміч забрав від нас і покликав нас візванням святим, щоб і вночі підносити руки наші і прославляти Тебе за справедливі Твої присуди. Прийми благання наші, моління, визнавання, нічні служби і даруй нам, Боже, віру бездоганну, надію впевнену, любов нелицемірну. Благослови наші входи й виходи, вчинки, слова, діла й думки; і дай нам дочекатися початку дня, нам, що хвалять й оспівують, і благословлять добрість Твоєї несказанної сили</w:t>
+        <w:t>ведливі Твої присуди. Прийми благання наші, моління, визнавання, нічні служби і даруй нам, Боже, віру бездоганну, надію впевнену, любов нелицемірну. Благослови наші входи й виходи, вчинки, слова, діла й думки; і дай нам дочекатися початку дня, нам, що хвал</w:t>
       </w:r>
       <w:r>
         <w:rPr>
@@ -23694,7 +23406,7 @@
           <w:sz w:val="24"/>
           <w:u w:val="single"/>
         </w:rPr>
-        <w:t>]</w:t>
+        <w:t>ять й оспівують, і благословлять добрість Твоєї несказанної сили]</w:t>
       </w:r>
     </w:p>
     <w:p>
@@ -26063,7 +25775,7 @@
           <w:sz w:val="24"/>
           <w:u w:val="single"/>
         </w:rPr>
-        <w:t>[</w:t>
+        <w:t>[Боже, Боже наш! Ти сотворив розумні й духовні сили Своєю волею. Тебе просимо й Тобі молимося: Прийми наші посильні величання з усіма Твоїми творіннями і збагати щедрими даруваннями Твоєї ласки. Бо перед Тобою згинається всяке коліно: на небі, на землі й п</w:t>
       </w:r>
       <w:r>
         <w:rPr>
@@ -26071,52 +25783,28 @@
           <w:sz w:val="24"/>
           <w:u w:val="single"/>
         </w:rPr>
-        <w:t xml:space="preserve">Боже, Боже наш! Ти сотворив розумні й духовні сили </w:t>
-      </w:r>
-      <w:r>
-        <w:rPr>
-          <w:rFonts w:ascii="Times New Roman" w:hAnsi="Times New Roman"/>
-          <w:sz w:val="24"/>
-          <w:u w:val="single"/>
-        </w:rPr>
-        <w:t>С</w:t>
-      </w:r>
-      <w:r>
-        <w:rPr>
-          <w:rFonts w:ascii="Times New Roman" w:hAnsi="Times New Roman"/>
-          <w:sz w:val="24"/>
-          <w:u w:val="single"/>
-        </w:rPr>
-        <w:t>воєю волею. Тебе просимо й Тобі молимося: Прийми наші посильні величання з усіма Твоїми творіннями і збагати щедрими даруваннями Твоєї ласки. Бо перед Тобою згинається всяке коліно: на небі, на землі й під землею, і все, що живе, і все створіння оспівує неосяжну Твою славу, бо Ти Бог правдивий і вельми милостивий</w:t>
-      </w:r>
-      <w:r>
-        <w:rPr>
-          <w:rFonts w:ascii="Times New Roman" w:hAnsi="Times New Roman"/>
-          <w:sz w:val="24"/>
-          <w:u w:val="single"/>
-        </w:rPr>
-        <w:t>.]</w:t>
-      </w:r>
-    </w:p>
-    <w:p>
-      <w:pPr>
-        <w:spacing w:after="120"/>
-        <w:jc w:val="both"/>
-        <w:rPr>
-          <w:rFonts w:ascii="Times New Roman" w:hAnsi="Times New Roman"/>
-          <w:sz w:val="24"/>
-          <w:szCs w:val="24"/>
-        </w:rPr>
-      </w:pPr>
-      <w:r>
-        <w:rPr>
-          <w:rFonts w:ascii="Times New Roman" w:hAnsi="Times New Roman"/>
-          <w:i/>
-          <w:color w:val="FF0000"/>
-          <w:sz w:val="24"/>
-          <w:szCs w:val="24"/>
-        </w:rPr>
-        <w:t xml:space="preserve">Священик: </w:t>
+        <w:t>ід землею, і все, що живе, і все створіння оспівує неосяжну Твою славу, бо Ти Бог правдивий і вельми милостивий.]</w:t>
+      </w:r>
+    </w:p>
+    <w:p>
+      <w:pPr>
+        <w:spacing w:after="120"/>
+        <w:jc w:val="both"/>
+        <w:rPr>
+          <w:rFonts w:ascii="Times New Roman" w:hAnsi="Times New Roman"/>
+          <w:sz w:val="24"/>
+          <w:szCs w:val="24"/>
+        </w:rPr>
+      </w:pPr>
+      <w:r>
+        <w:rPr>
+          <w:rFonts w:ascii="Times New Roman" w:hAnsi="Times New Roman"/>
+          <w:i/>
+          <w:color w:val="FF0000"/>
+          <w:sz w:val="24"/>
+          <w:szCs w:val="24"/>
+        </w:rPr>
+        <w:t xml:space="preserve">Священник: </w:t>
       </w:r>
       <w:r>
         <w:rPr>
@@ -27430,7 +27118,7 @@
           <w:sz w:val="24"/>
           <w:szCs w:val="24"/>
         </w:rPr>
-        <w:t>Священик:</w:t>
+        <w:t>Священник:</w:t>
       </w:r>
       <w:r>
         <w:rPr>
@@ -28029,7 +27717,7 @@
           <w:sz w:val="24"/>
           <w:szCs w:val="24"/>
         </w:rPr>
-        <w:t>Священик:</w:t>
+        <w:t>Священник:</w:t>
       </w:r>
       <w:r>
         <w:rPr>
@@ -28265,7 +27953,7 @@
           <w:sz w:val="24"/>
           <w:szCs w:val="24"/>
         </w:rPr>
-        <w:t>Священик:</w:t>
+        <w:t>Священник:</w:t>
       </w:r>
       <w:r>
         <w:rPr>
@@ -29191,7 +28879,7 @@
           <w:sz w:val="24"/>
           <w:szCs w:val="24"/>
         </w:rPr>
-        <w:t>Священик:</w:t>
+        <w:t>Священник:</w:t>
       </w:r>
       <w:r>
         <w:rPr>
@@ -29274,7 +28962,7 @@
           <w:sz w:val="24"/>
           <w:szCs w:val="24"/>
         </w:rPr>
-        <w:t>Священик:</w:t>
+        <w:t>Священник:</w:t>
       </w:r>
       <w:r>
         <w:rPr>
@@ -29402,7 +29090,7 @@
           <w:sz w:val="24"/>
           <w:szCs w:val="24"/>
         </w:rPr>
-        <w:t>Священик читає Євангеліє:</w:t>
+        <w:t>Священник читає Євангеліє:</w:t>
       </w:r>
     </w:p>
     <w:p>
@@ -30563,7 +30251,7 @@
           <w:color w:val="FF0000"/>
           <w:sz w:val="24"/>
         </w:rPr>
-        <w:t>Священик:</w:t>
+        <w:t>Священник:</w:t>
       </w:r>
       <w:r>
         <w:rPr>
@@ -30638,7 +30326,7 @@
           <w:sz w:val="24"/>
           <w:szCs w:val="24"/>
         </w:rPr>
-        <w:t>Священик:</w:t>
+        <w:t>Священник:</w:t>
       </w:r>
       <w:r>
         <w:rPr>
@@ -30762,7 +30450,7 @@
           <w:sz w:val="24"/>
           <w:szCs w:val="24"/>
         </w:rPr>
-        <w:t>Священик читає молитву:</w:t>
+        <w:t>Священник читає молитву:</w:t>
       </w:r>
       <w:r>
         <w:rPr>
@@ -30954,7 +30642,7 @@
           <w:sz w:val="24"/>
           <w:szCs w:val="24"/>
         </w:rPr>
-        <w:t>Священик:</w:t>
+        <w:t>Священник:</w:t>
       </w:r>
       <w:r>
         <w:rPr>
@@ -31030,7 +30718,7 @@
           <w:sz w:val="24"/>
           <w:szCs w:val="24"/>
         </w:rPr>
-        <w:t>Священик:</w:t>
+        <w:t>Священник:</w:t>
       </w:r>
       <w:r>
         <w:rPr>
@@ -31082,7 +30770,7 @@
           <w:color w:val="FF0000"/>
           <w:sz w:val="24"/>
         </w:rPr>
-        <w:t>Священик:</w:t>
+        <w:t>Священник:</w:t>
       </w:r>
       <w:r>
         <w:rPr>
@@ -31185,7 +30873,7 @@
           <w:sz w:val="24"/>
           <w:szCs w:val="24"/>
         </w:rPr>
-        <w:t>Священик:</w:t>
+        <w:t>Священник:</w:t>
       </w:r>
       <w:r>
         <w:rPr>
